--- a/src/lib/cv-export/tipp-focus-template.docx
+++ b/src/lib/cv-export/tipp-focus-template.docx
@@ -498,8 +498,6 @@
             </w:pPr>
             <w:r>
               <w:rPr>
-                <w:rFonts w:asciiTheme="minorHAnsi" w:eastAsia="Calibri" w:hAnsiTheme="minorHAnsi" w:cstheme="minorHAnsi"/>
-                <w:lang w:val="en-ZA"/>
                 <w:sz w:val="18"/>
                 <w:szCs w:val="18"/>
               </w:rPr>
@@ -559,8 +557,6 @@
             </w:pPr>
             <w:r>
               <w:rPr>
-                <w:rFonts w:asciiTheme="minorHAnsi" w:eastAsia="Calibri" w:hAnsiTheme="minorHAnsi" w:cstheme="minorHAnsi"/>
-                <w:lang w:val="en-ZA"/>
                 <w:sz w:val="18"/>
                 <w:szCs w:val="18"/>
               </w:rPr>
@@ -620,8 +616,6 @@
             </w:pPr>
             <w:r>
               <w:rPr>
-                <w:rFonts w:asciiTheme="minorHAnsi" w:eastAsia="Calibri" w:hAnsiTheme="minorHAnsi" w:cstheme="minorHAnsi"/>
-                <w:lang w:val="en-ZA"/>
                 <w:sz w:val="18"/>
                 <w:szCs w:val="18"/>
               </w:rPr>
@@ -681,8 +675,6 @@
             </w:pPr>
             <w:r>
               <w:rPr>
-                <w:rFonts w:asciiTheme="minorHAnsi" w:eastAsia="Calibri" w:hAnsiTheme="minorHAnsi" w:cstheme="minorHAnsi"/>
-                <w:lang w:val="en-ZA"/>
                 <w:sz w:val="18"/>
                 <w:szCs w:val="18"/>
               </w:rPr>
@@ -742,8 +734,6 @@
             </w:pPr>
             <w:r>
               <w:rPr>
-                <w:rFonts w:asciiTheme="minorHAnsi" w:eastAsia="Calibri" w:hAnsiTheme="minorHAnsi" w:cstheme="minorHAnsi"/>
-                <w:lang w:val="en-ZA"/>
                 <w:sz w:val="18"/>
                 <w:szCs w:val="18"/>
               </w:rPr>
@@ -803,8 +793,6 @@
             </w:pPr>
             <w:r>
               <w:rPr>
-                <w:rFonts w:asciiTheme="minorHAnsi" w:eastAsia="Calibri" w:hAnsiTheme="minorHAnsi" w:cstheme="minorHAnsi"/>
-                <w:lang w:val="en-ZA"/>
                 <w:sz w:val="18"/>
                 <w:szCs w:val="18"/>
               </w:rPr>
@@ -920,7 +908,6 @@
             </w:pPr>
             <w:r>
               <w:rPr>
-                <w:rFonts w:asciiTheme="minorHAnsi" w:hAnsiTheme="minorHAnsi" w:cstheme="minorHAnsi"/>
                 <w:sz w:val="18"/>
                 <w:szCs w:val="18"/>
               </w:rPr>
@@ -1203,7 +1190,6 @@
             </w:pPr>
             <w:r>
               <w:rPr>
-                <w:rFonts w:asciiTheme="minorHAnsi" w:hAnsiTheme="minorHAnsi" w:cstheme="minorHAnsi"/>
                 <w:sz w:val="18"/>
                 <w:szCs w:val="18"/>
               </w:rPr>
@@ -1227,7 +1213,6 @@
             </w:pPr>
             <w:r>
               <w:rPr>
-                <w:rFonts w:asciiTheme="minorHAnsi" w:hAnsiTheme="minorHAnsi" w:cstheme="minorHAnsi"/>
                 <w:sz w:val="18"/>
                 <w:szCs w:val="18"/>
               </w:rPr>
@@ -1251,7 +1236,6 @@
             </w:pPr>
             <w:r>
               <w:rPr>
-                <w:rFonts w:asciiTheme="minorHAnsi" w:hAnsiTheme="minorHAnsi" w:cstheme="minorHAnsi"/>
                 <w:sz w:val="18"/>
                 <w:szCs w:val="18"/>
               </w:rPr>
@@ -1363,7 +1347,6 @@
               <w:rPr>
                 <w:rFonts w:asciiTheme="minorHAnsi" w:hAnsiTheme="minorHAnsi" w:cstheme="minorHAnsi"/>
                 <w:b/>
-                <w:color w:val="000000" w:themeColor="text1"/>
                 <w:szCs w:val="22"/>
               </w:rPr>
             </w:pPr>
@@ -1371,7 +1354,6 @@
               <w:rPr>
                 <w:b/>
                 <w:rFonts w:asciiTheme="minorHAnsi" w:hAnsiTheme="minorHAnsi" w:cstheme="minorHAnsi"/>
-                <w:color w:val="000000" w:themeColor="text1"/>
                 <w:sz w:val="22"/>
                 <w:szCs w:val="22"/>
               </w:rPr>
@@ -1392,7 +1374,6 @@
               <w:rPr>
                 <w:rFonts w:asciiTheme="minorHAnsi" w:hAnsiTheme="minorHAnsi" w:cstheme="minorHAnsi"/>
                 <w:b/>
-                <w:color w:val="000000" w:themeColor="text1"/>
                 <w:szCs w:val="22"/>
               </w:rPr>
             </w:pPr>
@@ -1400,7 +1381,6 @@
               <w:rPr>
                 <w:b/>
                 <w:rFonts w:asciiTheme="minorHAnsi" w:hAnsiTheme="minorHAnsi" w:cstheme="minorHAnsi"/>
-                <w:color w:val="000000" w:themeColor="text1"/>
                 <w:sz w:val="22"/>
                 <w:szCs w:val="22"/>
               </w:rPr>
@@ -1421,7 +1401,6 @@
               <w:rPr>
                 <w:rFonts w:asciiTheme="minorHAnsi" w:hAnsiTheme="minorHAnsi" w:cstheme="minorHAnsi"/>
                 <w:b/>
-                <w:color w:val="000000" w:themeColor="text1"/>
                 <w:szCs w:val="22"/>
               </w:rPr>
             </w:pPr>
@@ -1429,7 +1408,6 @@
               <w:rPr>
                 <w:b/>
                 <w:rFonts w:asciiTheme="minorHAnsi" w:hAnsiTheme="minorHAnsi" w:cstheme="minorHAnsi"/>
-                <w:color w:val="000000" w:themeColor="text1"/>
                 <w:sz w:val="22"/>
                 <w:szCs w:val="22"/>
               </w:rPr>
@@ -1457,7 +1435,6 @@
             </w:pPr>
             <w:r>
               <w:rPr>
-                <w:rFonts w:asciiTheme="minorHAnsi" w:hAnsiTheme="minorHAnsi" w:cstheme="minorHAnsi"/>
                 <w:sz w:val="18"/>
                 <w:szCs w:val="18"/>
               </w:rPr>
@@ -1480,7 +1457,6 @@
             </w:pPr>
             <w:r>
               <w:rPr>
-                <w:rFonts w:asciiTheme="minorHAnsi" w:hAnsiTheme="minorHAnsi" w:cstheme="minorHAnsi"/>
                 <w:sz w:val="18"/>
                 <w:szCs w:val="18"/>
               </w:rPr>
@@ -1503,7 +1479,6 @@
             </w:pPr>
             <w:r>
               <w:rPr>
-                <w:rFonts w:asciiTheme="minorHAnsi" w:hAnsiTheme="minorHAnsi" w:cstheme="minorHAnsi"/>
                 <w:sz w:val="18"/>
                 <w:szCs w:val="18"/>
               </w:rPr>
@@ -1606,14 +1581,12 @@
               <w:rPr>
                 <w:rFonts w:asciiTheme="minorHAnsi" w:hAnsiTheme="minorHAnsi" w:cstheme="minorHAnsi"/>
                 <w:b/>
-                <w:color w:val="000000" w:themeColor="text1"/>
               </w:rPr>
             </w:pPr>
             <w:r>
               <w:rPr>
                 <w:b/>
                 <w:rFonts w:asciiTheme="minorHAnsi" w:hAnsiTheme="minorHAnsi" w:cstheme="minorHAnsi"/>
-                <w:color w:val="000000" w:themeColor="text1"/>
                 <w:sz w:val="22"/>
                 <w:szCs w:val="22"/>
               </w:rPr>
@@ -1634,14 +1607,12 @@
               <w:rPr>
                 <w:rFonts w:asciiTheme="minorHAnsi" w:hAnsiTheme="minorHAnsi" w:cstheme="minorHAnsi"/>
                 <w:b/>
-                <w:color w:val="000000" w:themeColor="text1"/>
               </w:rPr>
             </w:pPr>
             <w:r>
               <w:rPr>
                 <w:b/>
                 <w:rFonts w:asciiTheme="minorHAnsi" w:hAnsiTheme="minorHAnsi" w:cstheme="minorHAnsi"/>
-                <w:color w:val="000000" w:themeColor="text1"/>
                 <w:sz w:val="22"/>
                 <w:szCs w:val="22"/>
               </w:rPr>
@@ -1662,14 +1633,12 @@
               <w:rPr>
                 <w:rFonts w:asciiTheme="minorHAnsi" w:hAnsiTheme="minorHAnsi" w:cstheme="minorHAnsi"/>
                 <w:b/>
-                <w:color w:val="000000" w:themeColor="text1"/>
               </w:rPr>
             </w:pPr>
             <w:r>
               <w:rPr>
                 <w:b/>
                 <w:rFonts w:asciiTheme="minorHAnsi" w:hAnsiTheme="minorHAnsi" w:cstheme="minorHAnsi"/>
-                <w:color w:val="000000" w:themeColor="text1"/>
                 <w:sz w:val="22"/>
                 <w:szCs w:val="22"/>
               </w:rPr>
@@ -1697,7 +1666,6 @@
             </w:pPr>
             <w:r>
               <w:rPr>
-                <w:rFonts w:asciiTheme="minorHAnsi" w:hAnsiTheme="minorHAnsi" w:cstheme="minorHAnsi"/>
                 <w:sz w:val="18"/>
                 <w:szCs w:val="18"/>
               </w:rPr>
@@ -1720,7 +1688,6 @@
             </w:pPr>
             <w:r>
               <w:rPr>
-                <w:rFonts w:asciiTheme="minorHAnsi" w:hAnsiTheme="minorHAnsi" w:cstheme="minorHAnsi"/>
                 <w:sz w:val="18"/>
                 <w:szCs w:val="18"/>
               </w:rPr>
@@ -1743,7 +1710,6 @@
             </w:pPr>
             <w:r>
               <w:rPr>
-                <w:rFonts w:asciiTheme="minorHAnsi" w:hAnsiTheme="minorHAnsi" w:cstheme="minorHAnsi"/>
                 <w:sz w:val="18"/>
                 <w:szCs w:val="18"/>
               </w:rPr>
@@ -1845,7 +1811,6 @@
               <w:rPr>
                 <w:rFonts w:asciiTheme="minorHAnsi" w:hAnsiTheme="minorHAnsi" w:cstheme="minorHAnsi"/>
                 <w:b/>
-                <w:color w:val="000000" w:themeColor="text1"/>
                 <w:szCs w:val="22"/>
               </w:rPr>
             </w:pPr>
@@ -1853,7 +1818,6 @@
               <w:rPr>
                 <w:b/>
                 <w:rFonts w:asciiTheme="minorHAnsi" w:hAnsiTheme="minorHAnsi" w:cstheme="minorHAnsi"/>
-                <w:color w:val="000000" w:themeColor="text1"/>
                 <w:sz w:val="22"/>
                 <w:szCs w:val="22"/>
               </w:rPr>
@@ -1874,7 +1838,6 @@
               <w:rPr>
                 <w:rFonts w:asciiTheme="minorHAnsi" w:hAnsiTheme="minorHAnsi" w:cstheme="minorHAnsi"/>
                 <w:b/>
-                <w:color w:val="000000" w:themeColor="text1"/>
                 <w:szCs w:val="22"/>
               </w:rPr>
             </w:pPr>
@@ -1882,7 +1845,6 @@
               <w:rPr>
                 <w:b/>
                 <w:rFonts w:asciiTheme="minorHAnsi" w:hAnsiTheme="minorHAnsi" w:cstheme="minorHAnsi"/>
-                <w:color w:val="000000" w:themeColor="text1"/>
                 <w:sz w:val="22"/>
                 <w:szCs w:val="22"/>
               </w:rPr>
@@ -1903,7 +1865,6 @@
               <w:rPr>
                 <w:rFonts w:asciiTheme="minorHAnsi" w:hAnsiTheme="minorHAnsi" w:cstheme="minorHAnsi"/>
                 <w:b/>
-                <w:color w:val="000000" w:themeColor="text1"/>
                 <w:szCs w:val="22"/>
               </w:rPr>
             </w:pPr>
@@ -1911,7 +1872,6 @@
               <w:rPr>
                 <w:b/>
                 <w:rFonts w:asciiTheme="minorHAnsi" w:hAnsiTheme="minorHAnsi" w:cstheme="minorHAnsi"/>
-                <w:color w:val="000000" w:themeColor="text1"/>
                 <w:sz w:val="22"/>
                 <w:szCs w:val="22"/>
               </w:rPr>
@@ -1939,7 +1899,6 @@
             </w:pPr>
             <w:r>
               <w:rPr>
-                <w:rFonts w:asciiTheme="minorHAnsi" w:hAnsiTheme="minorHAnsi" w:cstheme="minorHAnsi"/>
                 <w:sz w:val="18"/>
                 <w:szCs w:val="18"/>
               </w:rPr>
@@ -1962,7 +1921,6 @@
             </w:pPr>
             <w:r>
               <w:rPr>
-                <w:rFonts w:asciiTheme="minorHAnsi" w:hAnsiTheme="minorHAnsi" w:cstheme="minorHAnsi"/>
                 <w:sz w:val="18"/>
                 <w:szCs w:val="18"/>
               </w:rPr>
@@ -1985,7 +1943,6 @@
             </w:pPr>
             <w:r>
               <w:rPr>
-                <w:rFonts w:asciiTheme="minorHAnsi" w:hAnsiTheme="minorHAnsi" w:cstheme="minorHAnsi"/>
                 <w:sz w:val="18"/>
                 <w:szCs w:val="18"/>
               </w:rPr>
@@ -2151,7 +2108,6 @@
             </w:pPr>
             <w:r>
               <w:rPr>
-                <w:rFonts w:asciiTheme="minorHAnsi" w:hAnsiTheme="minorHAnsi" w:cstheme="minorHAnsi"/>
                 <w:sz w:val="18"/>
                 <w:szCs w:val="18"/>
               </w:rPr>
@@ -2175,7 +2131,6 @@
             </w:pPr>
             <w:r>
               <w:rPr>
-                <w:rFonts w:asciiTheme="minorHAnsi" w:hAnsiTheme="minorHAnsi" w:cstheme="minorHAnsi"/>
                 <w:sz w:val="18"/>
                 <w:szCs w:val="18"/>
               </w:rPr>
@@ -2282,18 +2237,15 @@
           <w:p>
             <w:pPr>
               <w:spacing w:after="0" w:line="240" w:lineRule="auto"/>
-              <w:jc w:val="center"/>
+              <w:jc w:val="left"/>
               <w:rPr>
                 <w:rFonts w:asciiTheme="minorHAnsi" w:hAnsiTheme="minorHAnsi" w:cstheme="minorHAnsi"/>
                 <w:b/>
-                <w:color w:val="FFFFFF" w:themeColor="background1"/>
                 <w:szCs w:val="22"/>
               </w:rPr>
             </w:pPr>
             <w:r>
               <w:rPr>
-                <w:rFonts w:asciiTheme="minorHAnsi" w:hAnsiTheme="minorHAnsi" w:cstheme="minorHAnsi"/>
-                <w:color w:val="FFFFFF" w:themeColor="background1"/>
                 <w:sz w:val="18"/>
                 <w:szCs w:val="18"/>
               </w:rPr>

--- a/src/lib/cv-export/tipp-focus-template.docx
+++ b/src/lib/cv-export/tipp-focus-template.docx
@@ -7,6 +7,7 @@
         <w:spacing w:before="1600" w:after="900" w:line="240" w:lineRule="auto"/>
         <w:jc w:val="center"/>
         <w:rPr>
+          <w:rFonts w:ascii="Century Gothic" w:hAnsi="Century Gothic" w:cs="Century Gothic"/>
           <w:b/>
           <w:sz w:val="24"/>
           <w:szCs w:val="24"/>
@@ -14,6 +15,7 @@
       </w:pPr>
       <w:r>
         <w:rPr>
+          <w:rFonts w:ascii="Century Gothic" w:hAnsi="Century Gothic" w:cs="Century Gothic"/>
           <w:b/>
           <w:sz w:val="24"/>
           <w:szCs w:val="24"/>
@@ -26,6 +28,7 @@
         <w:spacing w:before="0" w:after="200" w:line="240" w:lineRule="auto"/>
         <w:jc w:val="center"/>
         <w:rPr>
+          <w:rFonts w:ascii="Century Gothic" w:hAnsi="Century Gothic" w:cs="Century Gothic"/>
           <w:b/>
           <w:sz w:val="32"/>
           <w:szCs w:val="32"/>
@@ -33,6 +36,7 @@
       </w:pPr>
       <w:r>
         <w:rPr>
+          <w:rFonts w:ascii="Century Gothic" w:hAnsi="Century Gothic" w:cs="Century Gothic"/>
           <w:b/>
           <w:sz w:val="32"/>
           <w:szCs w:val="32"/>
@@ -45,6 +49,7 @@
         <w:spacing w:before="0" w:after="800" w:line="240" w:lineRule="auto"/>
         <w:jc w:val="center"/>
         <w:rPr>
+          <w:rFonts w:ascii="Century Gothic" w:hAnsi="Century Gothic" w:cs="Century Gothic"/>
           <w:b/>
           <w:sz w:val="32"/>
           <w:szCs w:val="32"/>
@@ -52,6 +57,7 @@
       </w:pPr>
       <w:r>
         <w:rPr>
+          <w:rFonts w:ascii="Century Gothic" w:hAnsi="Century Gothic" w:cs="Century Gothic"/>
           <w:b/>
           <w:sz w:val="32"/>
           <w:szCs w:val="32"/>
@@ -67,12 +73,16 @@
         <w:spacing w:before="0" w:after="40" w:line="240" w:lineRule="auto"/>
         <w:jc w:val="left"/>
         <w:rPr>
+          <w:rFonts w:ascii="Century Gothic" w:hAnsi="Century Gothic" w:cs="Century Gothic"/>
+          <w:color w:val="808080"/>
           <w:sz w:val="18"/>
           <w:szCs w:val="18"/>
         </w:rPr>
       </w:pPr>
       <w:r>
         <w:rPr>
+          <w:rFonts w:ascii="Century Gothic" w:hAnsi="Century Gothic" w:cs="Century Gothic"/>
+          <w:color w:val="808080"/>
           <w:sz w:val="18"/>
           <w:szCs w:val="18"/>
         </w:rPr>
@@ -80,6 +90,8 @@
       </w:r>
       <w:r>
         <w:rPr>
+          <w:rFonts w:ascii="Century Gothic" w:hAnsi="Century Gothic" w:cs="Century Gothic"/>
+          <w:color w:val="808080"/>
           <w:sz w:val="18"/>
           <w:szCs w:val="18"/>
         </w:rPr>
@@ -87,6 +99,8 @@
       </w:r>
       <w:r>
         <w:rPr>
+          <w:rFonts w:ascii="Century Gothic" w:hAnsi="Century Gothic" w:cs="Century Gothic"/>
+          <w:color w:val="808080"/>
           <w:sz w:val="18"/>
           <w:szCs w:val="18"/>
         </w:rPr>
@@ -101,12 +115,16 @@
         <w:spacing w:before="0" w:after="40" w:line="240" w:lineRule="auto"/>
         <w:jc w:val="left"/>
         <w:rPr>
+          <w:rFonts w:ascii="Century Gothic" w:hAnsi="Century Gothic" w:cs="Century Gothic"/>
+          <w:color w:val="808080"/>
           <w:sz w:val="18"/>
           <w:szCs w:val="18"/>
         </w:rPr>
       </w:pPr>
       <w:r>
         <w:rPr>
+          <w:rFonts w:ascii="Century Gothic" w:hAnsi="Century Gothic" w:cs="Century Gothic"/>
+          <w:color w:val="808080"/>
           <w:sz w:val="18"/>
           <w:szCs w:val="18"/>
         </w:rPr>
@@ -114,6 +132,8 @@
       </w:r>
       <w:r>
         <w:rPr>
+          <w:rFonts w:ascii="Century Gothic" w:hAnsi="Century Gothic" w:cs="Century Gothic"/>
+          <w:color w:val="808080"/>
           <w:sz w:val="18"/>
           <w:szCs w:val="18"/>
         </w:rPr>
@@ -121,6 +141,8 @@
       </w:r>
       <w:r>
         <w:rPr>
+          <w:rFonts w:ascii="Century Gothic" w:hAnsi="Century Gothic" w:cs="Century Gothic"/>
+          <w:color w:val="808080"/>
           <w:sz w:val="18"/>
           <w:szCs w:val="18"/>
         </w:rPr>
@@ -135,12 +157,16 @@
         <w:spacing w:before="0" w:after="40" w:line="240" w:lineRule="auto"/>
         <w:jc w:val="left"/>
         <w:rPr>
+          <w:rFonts w:ascii="Century Gothic" w:hAnsi="Century Gothic" w:cs="Century Gothic"/>
+          <w:color w:val="808080"/>
           <w:sz w:val="18"/>
           <w:szCs w:val="18"/>
         </w:rPr>
       </w:pPr>
       <w:r>
         <w:rPr>
+          <w:rFonts w:ascii="Century Gothic" w:hAnsi="Century Gothic" w:cs="Century Gothic"/>
+          <w:color w:val="808080"/>
           <w:sz w:val="18"/>
           <w:szCs w:val="18"/>
         </w:rPr>
@@ -148,6 +174,8 @@
       </w:r>
       <w:r>
         <w:rPr>
+          <w:rFonts w:ascii="Century Gothic" w:hAnsi="Century Gothic" w:cs="Century Gothic"/>
+          <w:color w:val="808080"/>
           <w:sz w:val="18"/>
           <w:szCs w:val="18"/>
         </w:rPr>
@@ -155,6 +183,8 @@
       </w:r>
       <w:r>
         <w:rPr>
+          <w:rFonts w:ascii="Century Gothic" w:hAnsi="Century Gothic" w:cs="Century Gothic"/>
+          <w:color w:val="808080"/>
           <w:sz w:val="18"/>
           <w:szCs w:val="18"/>
         </w:rPr>
@@ -169,12 +199,16 @@
         <w:spacing w:before="0" w:after="400" w:line="240" w:lineRule="auto"/>
         <w:jc w:val="left"/>
         <w:rPr>
+          <w:rFonts w:ascii="Century Gothic" w:hAnsi="Century Gothic" w:cs="Century Gothic"/>
+          <w:color w:val="808080"/>
           <w:sz w:val="18"/>
           <w:szCs w:val="18"/>
         </w:rPr>
       </w:pPr>
       <w:r>
         <w:rPr>
+          <w:rFonts w:ascii="Century Gothic" w:hAnsi="Century Gothic" w:cs="Century Gothic"/>
+          <w:color w:val="808080"/>
           <w:sz w:val="18"/>
           <w:szCs w:val="18"/>
         </w:rPr>
@@ -182,6 +216,8 @@
       </w:r>
       <w:r>
         <w:rPr>
+          <w:rFonts w:ascii="Century Gothic" w:hAnsi="Century Gothic" w:cs="Century Gothic"/>
+          <w:color w:val="808080"/>
           <w:sz w:val="18"/>
           <w:szCs w:val="18"/>
         </w:rPr>
@@ -189,6 +225,8 @@
       </w:r>
       <w:r>
         <w:rPr>
+          <w:rFonts w:ascii="Century Gothic" w:hAnsi="Century Gothic" w:cs="Century Gothic"/>
+          <w:color w:val="808080"/>
           <w:sz w:val="18"/>
           <w:szCs w:val="18"/>
         </w:rPr>
@@ -200,12 +238,18 @@
         <w:spacing w:before="0" w:after="120" w:line="240" w:lineRule="auto"/>
         <w:jc w:val="left"/>
         <w:rPr>
+          <w:rFonts w:ascii="Century Gothic" w:hAnsi="Century Gothic" w:cs="Century Gothic"/>
+          <w:i/>
+          <w:color w:val="808080"/>
           <w:sz w:val="16"/>
           <w:szCs w:val="16"/>
         </w:rPr>
       </w:pPr>
       <w:r>
         <w:rPr>
+          <w:rFonts w:ascii="Century Gothic" w:hAnsi="Century Gothic" w:cs="Century Gothic"/>
+          <w:i/>
+          <w:color w:val="808080"/>
           <w:sz w:val="16"/>
           <w:szCs w:val="16"/>
         </w:rPr>
@@ -218,12 +262,18 @@
         <w:ind w:left="360" w:hanging="360"/>
         <w:jc w:val="left"/>
         <w:rPr>
+          <w:rFonts w:ascii="Century Gothic" w:hAnsi="Century Gothic" w:cs="Century Gothic"/>
+          <w:i/>
+          <w:color w:val="808080"/>
           <w:sz w:val="16"/>
           <w:szCs w:val="16"/>
         </w:rPr>
       </w:pPr>
       <w:r>
         <w:rPr>
+          <w:rFonts w:ascii="Century Gothic" w:hAnsi="Century Gothic" w:cs="Century Gothic"/>
+          <w:i/>
+          <w:color w:val="808080"/>
           <w:sz w:val="16"/>
           <w:szCs w:val="16"/>
         </w:rPr>
@@ -231,6 +281,9 @@
       </w:r>
       <w:r>
         <w:rPr>
+          <w:rFonts w:ascii="Century Gothic" w:hAnsi="Century Gothic" w:cs="Century Gothic"/>
+          <w:i/>
+          <w:color w:val="808080"/>
           <w:sz w:val="16"/>
           <w:szCs w:val="16"/>
         </w:rPr>
@@ -238,6 +291,9 @@
       </w:r>
       <w:r>
         <w:rPr>
+          <w:rFonts w:ascii="Century Gothic" w:hAnsi="Century Gothic" w:cs="Century Gothic"/>
+          <w:i/>
+          <w:color w:val="808080"/>
           <w:sz w:val="16"/>
           <w:szCs w:val="16"/>
         </w:rPr>
@@ -250,12 +306,18 @@
         <w:ind w:left="360" w:hanging="360"/>
         <w:jc w:val="left"/>
         <w:rPr>
+          <w:rFonts w:ascii="Century Gothic" w:hAnsi="Century Gothic" w:cs="Century Gothic"/>
+          <w:i/>
+          <w:color w:val="808080"/>
           <w:sz w:val="16"/>
           <w:szCs w:val="16"/>
         </w:rPr>
       </w:pPr>
       <w:r>
         <w:rPr>
+          <w:rFonts w:ascii="Century Gothic" w:hAnsi="Century Gothic" w:cs="Century Gothic"/>
+          <w:i/>
+          <w:color w:val="808080"/>
           <w:sz w:val="16"/>
           <w:szCs w:val="16"/>
         </w:rPr>
@@ -263,6 +325,9 @@
       </w:r>
       <w:r>
         <w:rPr>
+          <w:rFonts w:ascii="Century Gothic" w:hAnsi="Century Gothic" w:cs="Century Gothic"/>
+          <w:i/>
+          <w:color w:val="808080"/>
           <w:sz w:val="16"/>
           <w:szCs w:val="16"/>
         </w:rPr>
@@ -270,6 +335,9 @@
       </w:r>
       <w:r>
         <w:rPr>
+          <w:rFonts w:ascii="Century Gothic" w:hAnsi="Century Gothic" w:cs="Century Gothic"/>
+          <w:i/>
+          <w:color w:val="808080"/>
           <w:sz w:val="16"/>
           <w:szCs w:val="16"/>
         </w:rPr>
@@ -282,12 +350,18 @@
         <w:ind w:left="360" w:hanging="360"/>
         <w:jc w:val="left"/>
         <w:rPr>
+          <w:rFonts w:ascii="Century Gothic" w:hAnsi="Century Gothic" w:cs="Century Gothic"/>
+          <w:i/>
+          <w:color w:val="808080"/>
           <w:sz w:val="16"/>
           <w:szCs w:val="16"/>
         </w:rPr>
       </w:pPr>
       <w:r>
         <w:rPr>
+          <w:rFonts w:ascii="Century Gothic" w:hAnsi="Century Gothic" w:cs="Century Gothic"/>
+          <w:i/>
+          <w:color w:val="808080"/>
           <w:sz w:val="16"/>
           <w:szCs w:val="16"/>
         </w:rPr>
@@ -295,6 +369,9 @@
       </w:r>
       <w:r>
         <w:rPr>
+          <w:rFonts w:ascii="Century Gothic" w:hAnsi="Century Gothic" w:cs="Century Gothic"/>
+          <w:i/>
+          <w:color w:val="808080"/>
           <w:sz w:val="16"/>
           <w:szCs w:val="16"/>
         </w:rPr>
@@ -302,6 +379,9 @@
       </w:r>
       <w:r>
         <w:rPr>
+          <w:rFonts w:ascii="Century Gothic" w:hAnsi="Century Gothic" w:cs="Century Gothic"/>
+          <w:i/>
+          <w:color w:val="808080"/>
           <w:sz w:val="16"/>
           <w:szCs w:val="16"/>
         </w:rPr>
@@ -314,12 +394,18 @@
         <w:ind w:left="360" w:hanging="360"/>
         <w:jc w:val="left"/>
         <w:rPr>
+          <w:rFonts w:ascii="Century Gothic" w:hAnsi="Century Gothic" w:cs="Century Gothic"/>
+          <w:i/>
+          <w:color w:val="808080"/>
           <w:sz w:val="16"/>
           <w:szCs w:val="16"/>
         </w:rPr>
       </w:pPr>
       <w:r>
         <w:rPr>
+          <w:rFonts w:ascii="Century Gothic" w:hAnsi="Century Gothic" w:cs="Century Gothic"/>
+          <w:i/>
+          <w:color w:val="808080"/>
           <w:sz w:val="16"/>
           <w:szCs w:val="16"/>
         </w:rPr>
@@ -327,6 +413,9 @@
       </w:r>
       <w:r>
         <w:rPr>
+          <w:rFonts w:ascii="Century Gothic" w:hAnsi="Century Gothic" w:cs="Century Gothic"/>
+          <w:i/>
+          <w:color w:val="808080"/>
           <w:sz w:val="16"/>
           <w:szCs w:val="16"/>
         </w:rPr>
@@ -334,6 +423,9 @@
       </w:r>
       <w:r>
         <w:rPr>
+          <w:rFonts w:ascii="Century Gothic" w:hAnsi="Century Gothic" w:cs="Century Gothic"/>
+          <w:i/>
+          <w:color w:val="808080"/>
           <w:sz w:val="16"/>
           <w:szCs w:val="16"/>
         </w:rPr>
@@ -346,12 +438,18 @@
         <w:ind w:left="360" w:hanging="360"/>
         <w:jc w:val="left"/>
         <w:rPr>
+          <w:rFonts w:ascii="Century Gothic" w:hAnsi="Century Gothic" w:cs="Century Gothic"/>
+          <w:i/>
+          <w:color w:val="808080"/>
           <w:sz w:val="16"/>
           <w:szCs w:val="16"/>
         </w:rPr>
       </w:pPr>
       <w:r>
         <w:rPr>
+          <w:rFonts w:ascii="Century Gothic" w:hAnsi="Century Gothic" w:cs="Century Gothic"/>
+          <w:i/>
+          <w:color w:val="808080"/>
           <w:sz w:val="16"/>
           <w:szCs w:val="16"/>
         </w:rPr>
@@ -359,6 +457,9 @@
       </w:r>
       <w:r>
         <w:rPr>
+          <w:rFonts w:ascii="Century Gothic" w:hAnsi="Century Gothic" w:cs="Century Gothic"/>
+          <w:i/>
+          <w:color w:val="808080"/>
           <w:sz w:val="16"/>
           <w:szCs w:val="16"/>
         </w:rPr>
@@ -366,6 +467,9 @@
       </w:r>
       <w:r>
         <w:rPr>
+          <w:rFonts w:ascii="Century Gothic" w:hAnsi="Century Gothic" w:cs="Century Gothic"/>
+          <w:i/>
+          <w:color w:val="808080"/>
           <w:sz w:val="16"/>
           <w:szCs w:val="16"/>
         </w:rPr>
@@ -377,14 +481,20 @@
         <w:spacing w:before="0" w:after="120" w:line="240" w:lineRule="auto"/>
         <w:jc w:val="left"/>
         <w:rPr>
+          <w:rFonts w:ascii="Century Gothic" w:hAnsi="Century Gothic" w:cs="Century Gothic"/>
           <w:b/>
+          <w:i/>
+          <w:color w:val="808080"/>
           <w:sz w:val="16"/>
           <w:szCs w:val="16"/>
         </w:rPr>
       </w:pPr>
       <w:r>
         <w:rPr>
+          <w:rFonts w:ascii="Century Gothic" w:hAnsi="Century Gothic" w:cs="Century Gothic"/>
           <w:b/>
+          <w:i/>
+          <w:color w:val="808080"/>
           <w:sz w:val="16"/>
           <w:szCs w:val="16"/>
         </w:rPr>
@@ -396,12 +506,18 @@
         <w:spacing w:before="0" w:after="120" w:line="240" w:lineRule="auto"/>
         <w:jc w:val="left"/>
         <w:rPr>
+          <w:rFonts w:ascii="Century Gothic" w:hAnsi="Century Gothic" w:cs="Century Gothic"/>
+          <w:i/>
+          <w:color w:val="808080"/>
           <w:sz w:val="16"/>
           <w:szCs w:val="16"/>
         </w:rPr>
       </w:pPr>
       <w:r>
         <w:rPr>
+          <w:rFonts w:ascii="Century Gothic" w:hAnsi="Century Gothic" w:cs="Century Gothic"/>
+          <w:i/>
+          <w:color w:val="808080"/>
           <w:sz w:val="16"/>
           <w:szCs w:val="16"/>
         </w:rPr>
@@ -413,12 +529,18 @@
         <w:spacing w:before="0" w:after="60" w:line="240" w:lineRule="auto"/>
         <w:jc w:val="left"/>
         <w:rPr>
+          <w:rFonts w:ascii="Century Gothic" w:hAnsi="Century Gothic" w:cs="Century Gothic"/>
+          <w:i/>
+          <w:color w:val="808080"/>
           <w:sz w:val="16"/>
           <w:szCs w:val="16"/>
         </w:rPr>
       </w:pPr>
       <w:r>
         <w:rPr>
+          <w:rFonts w:ascii="Century Gothic" w:hAnsi="Century Gothic" w:cs="Century Gothic"/>
+          <w:i/>
+          <w:color w:val="808080"/>
           <w:sz w:val="16"/>
           <w:szCs w:val="16"/>
         </w:rPr>
@@ -470,8 +592,8 @@
             </w:pPr>
             <w:r>
               <w:rPr>
+                <w:rFonts w:ascii="Arial" w:hAnsi="Arial" w:cs="Arial"/>
                 <w:b/>
-                <w:rFonts w:asciiTheme="minorHAnsi" w:hAnsiTheme="minorHAnsi" w:cstheme="minorHAnsi"/>
                 <w:lang w:val="en-ZA"/>
                 <w:sz w:val="24"/>
                 <w:szCs w:val="24"/>
@@ -498,6 +620,7 @@
             </w:pPr>
             <w:r>
               <w:rPr>
+                <w:rFonts w:ascii="Century Gothic" w:hAnsi="Century Gothic" w:cs="Century Gothic"/>
                 <w:sz w:val="18"/>
                 <w:szCs w:val="18"/>
               </w:rPr>
@@ -529,8 +652,8 @@
             </w:pPr>
             <w:r>
               <w:rPr>
+                <w:rFonts w:ascii="Arial" w:hAnsi="Arial" w:cs="Arial"/>
                 <w:b/>
-                <w:rFonts w:asciiTheme="minorHAnsi" w:hAnsiTheme="minorHAnsi" w:cstheme="minorHAnsi"/>
                 <w:lang w:val="en-ZA"/>
                 <w:sz w:val="24"/>
                 <w:szCs w:val="24"/>
@@ -557,6 +680,7 @@
             </w:pPr>
             <w:r>
               <w:rPr>
+                <w:rFonts w:ascii="Century Gothic" w:hAnsi="Century Gothic" w:cs="Century Gothic"/>
                 <w:sz w:val="18"/>
                 <w:szCs w:val="18"/>
               </w:rPr>
@@ -588,8 +712,8 @@
             </w:pPr>
             <w:r>
               <w:rPr>
+                <w:rFonts w:ascii="Arial" w:hAnsi="Arial" w:cs="Arial"/>
                 <w:b/>
-                <w:rFonts w:asciiTheme="minorHAnsi" w:hAnsiTheme="minorHAnsi" w:cstheme="minorHAnsi"/>
                 <w:lang w:val="en-ZA"/>
                 <w:sz w:val="24"/>
                 <w:szCs w:val="24"/>
@@ -616,6 +740,7 @@
             </w:pPr>
             <w:r>
               <w:rPr>
+                <w:rFonts w:ascii="Century Gothic" w:hAnsi="Century Gothic" w:cs="Century Gothic"/>
                 <w:sz w:val="18"/>
                 <w:szCs w:val="18"/>
               </w:rPr>
@@ -647,8 +772,8 @@
             </w:pPr>
             <w:r>
               <w:rPr>
+                <w:rFonts w:ascii="Arial" w:hAnsi="Arial" w:cs="Arial"/>
                 <w:b/>
-                <w:rFonts w:asciiTheme="minorHAnsi" w:hAnsiTheme="minorHAnsi" w:cstheme="minorHAnsi"/>
                 <w:lang w:val="en-ZA"/>
                 <w:sz w:val="24"/>
                 <w:szCs w:val="24"/>
@@ -675,6 +800,7 @@
             </w:pPr>
             <w:r>
               <w:rPr>
+                <w:rFonts w:ascii="Century Gothic" w:hAnsi="Century Gothic" w:cs="Century Gothic"/>
                 <w:sz w:val="18"/>
                 <w:szCs w:val="18"/>
               </w:rPr>
@@ -706,8 +832,8 @@
             </w:pPr>
             <w:r>
               <w:rPr>
+                <w:rFonts w:ascii="Arial" w:hAnsi="Arial" w:cs="Arial"/>
                 <w:b/>
-                <w:rFonts w:asciiTheme="minorHAnsi" w:hAnsiTheme="minorHAnsi" w:cstheme="minorHAnsi"/>
                 <w:lang w:val="en-ZA"/>
                 <w:sz w:val="24"/>
                 <w:szCs w:val="24"/>
@@ -734,6 +860,7 @@
             </w:pPr>
             <w:r>
               <w:rPr>
+                <w:rFonts w:ascii="Century Gothic" w:hAnsi="Century Gothic" w:cs="Century Gothic"/>
                 <w:sz w:val="18"/>
                 <w:szCs w:val="18"/>
               </w:rPr>
@@ -765,8 +892,8 @@
             </w:pPr>
             <w:r>
               <w:rPr>
+                <w:rFonts w:ascii="Arial" w:hAnsi="Arial" w:cs="Arial"/>
                 <w:b/>
-                <w:rFonts w:asciiTheme="minorHAnsi" w:hAnsiTheme="minorHAnsi" w:cstheme="minorHAnsi"/>
                 <w:lang w:val="en-ZA"/>
                 <w:sz w:val="24"/>
                 <w:szCs w:val="24"/>
@@ -793,6 +920,7 @@
             </w:pPr>
             <w:r>
               <w:rPr>
+                <w:rFonts w:ascii="Century Gothic" w:hAnsi="Century Gothic" w:cs="Century Gothic"/>
                 <w:sz w:val="18"/>
                 <w:szCs w:val="18"/>
               </w:rPr>
@@ -836,7 +964,7 @@
           <w:tcPr>
             <w:tcW w:w="9782" w:type="dxa"/>
             <w:tcBorders>
-              <w:bottom w:val="single" w:sz="18" w:space="0" w:color="2E74B5" w:themeColor="accent1" w:themeShade="BF"/>
+              <w:bottom w:val="single" w:sz="18" w:space="0" w:color="0F4761"/>
             </w:tcBorders>
             <w:shd w:val="clear" w:color="auto" w:fill="auto"/>
             <w:tcMar>
@@ -856,7 +984,8 @@
             </w:pPr>
             <w:r>
               <w:rPr>
-                <w:rFonts w:asciiTheme="minorHAnsi" w:hAnsiTheme="minorHAnsi" w:cstheme="minorHAnsi"/>
+                <w:rFonts w:ascii="Arial" w:hAnsi="Arial" w:cs="Arial"/>
+                <w:b/>
                 <w:sz w:val="24"/>
                 <w:szCs w:val="24"/>
               </w:rPr>
@@ -908,6 +1037,7 @@
             </w:pPr>
             <w:r>
               <w:rPr>
+                <w:rFonts w:ascii="Century Gothic" w:hAnsi="Century Gothic" w:cs="Century Gothic"/>
                 <w:sz w:val="18"/>
                 <w:szCs w:val="18"/>
               </w:rPr>
@@ -1028,7 +1158,7 @@
           <w:tcPr>
             <w:tcW w:w="9782" w:type="dxa"/>
             <w:tcBorders>
-              <w:bottom w:val="single" w:sz="18" w:space="0" w:color="2E74B5" w:themeColor="accent1" w:themeShade="BF"/>
+              <w:bottom w:val="single" w:sz="18" w:space="0" w:color="0F4761"/>
             </w:tcBorders>
             <w:shd w:val="clear" w:color="auto" w:fill="auto"/>
             <w:vAlign w:val="center"/>
@@ -1048,9 +1178,8 @@
             </w:pPr>
             <w:r>
               <w:rPr>
-                <w:rFonts w:asciiTheme="minorHAnsi" w:hAnsiTheme="minorHAnsi" w:cstheme="minorHAnsi"/>
+                <w:rFonts w:ascii="Arial" w:hAnsi="Arial" w:cs="Arial"/>
                 <w:b/>
-                <w:bCs/>
                 <w:sz w:val="24"/>
                 <w:szCs w:val="24"/>
               </w:rPr>
@@ -1106,8 +1235,8 @@
             </w:pPr>
             <w:r>
               <w:rPr>
+                <w:rFonts w:ascii="Arial" w:hAnsi="Arial" w:cs="Arial"/>
                 <w:b/>
-                <w:rFonts w:asciiTheme="minorHAnsi" w:hAnsiTheme="minorHAnsi" w:cstheme="minorHAnsi"/>
                 <w:sz w:val="22"/>
                 <w:szCs w:val="22"/>
               </w:rPr>
@@ -1133,8 +1262,8 @@
             </w:pPr>
             <w:r>
               <w:rPr>
+                <w:rFonts w:ascii="Arial" w:hAnsi="Arial" w:cs="Arial"/>
                 <w:b/>
-                <w:rFonts w:asciiTheme="minorHAnsi" w:hAnsiTheme="minorHAnsi" w:cstheme="minorHAnsi"/>
                 <w:sz w:val="22"/>
                 <w:szCs w:val="22"/>
               </w:rPr>
@@ -1160,8 +1289,8 @@
             </w:pPr>
             <w:r>
               <w:rPr>
+                <w:rFonts w:ascii="Arial" w:hAnsi="Arial" w:cs="Arial"/>
                 <w:b/>
-                <w:rFonts w:asciiTheme="minorHAnsi" w:hAnsiTheme="minorHAnsi" w:cstheme="minorHAnsi"/>
                 <w:sz w:val="22"/>
                 <w:szCs w:val="22"/>
               </w:rPr>
@@ -1190,6 +1319,7 @@
             </w:pPr>
             <w:r>
               <w:rPr>
+                <w:rFonts w:ascii="Century Gothic" w:hAnsi="Century Gothic" w:cs="Century Gothic"/>
                 <w:sz w:val="18"/>
                 <w:szCs w:val="18"/>
               </w:rPr>
@@ -1213,6 +1343,7 @@
             </w:pPr>
             <w:r>
               <w:rPr>
+                <w:rFonts w:ascii="Century Gothic" w:hAnsi="Century Gothic" w:cs="Century Gothic"/>
                 <w:sz w:val="18"/>
                 <w:szCs w:val="18"/>
               </w:rPr>
@@ -1236,6 +1367,7 @@
             </w:pPr>
             <w:r>
               <w:rPr>
+                <w:rFonts w:ascii="Century Gothic" w:hAnsi="Century Gothic" w:cs="Century Gothic"/>
                 <w:sz w:val="18"/>
                 <w:szCs w:val="18"/>
               </w:rPr>
@@ -1274,7 +1406,7 @@
           <w:tcPr>
             <w:tcW w:w="9782" w:type="dxa"/>
             <w:tcBorders>
-              <w:bottom w:val="single" w:sz="18" w:space="0" w:color="2E74B5" w:themeColor="accent1" w:themeShade="BF"/>
+              <w:bottom w:val="single" w:sz="18" w:space="0" w:color="0F4761"/>
             </w:tcBorders>
             <w:shd w:val="clear" w:color="auto" w:fill="auto"/>
             <w:vAlign w:val="center"/>
@@ -1294,9 +1426,8 @@
             </w:pPr>
             <w:r>
               <w:rPr>
-                <w:rFonts w:asciiTheme="minorHAnsi" w:hAnsiTheme="minorHAnsi" w:cstheme="minorHAnsi"/>
+                <w:rFonts w:ascii="Arial" w:hAnsi="Arial" w:cs="Arial"/>
                 <w:b/>
-                <w:bCs/>
                 <w:sz w:val="24"/>
                 <w:szCs w:val="24"/>
               </w:rPr>
@@ -1352,8 +1483,8 @@
             </w:pPr>
             <w:r>
               <w:rPr>
+                <w:rFonts w:ascii="Arial" w:hAnsi="Arial" w:cs="Arial"/>
                 <w:b/>
-                <w:rFonts w:asciiTheme="minorHAnsi" w:hAnsiTheme="minorHAnsi" w:cstheme="minorHAnsi"/>
                 <w:sz w:val="22"/>
                 <w:szCs w:val="22"/>
               </w:rPr>
@@ -1379,8 +1510,8 @@
             </w:pPr>
             <w:r>
               <w:rPr>
+                <w:rFonts w:ascii="Arial" w:hAnsi="Arial" w:cs="Arial"/>
                 <w:b/>
-                <w:rFonts w:asciiTheme="minorHAnsi" w:hAnsiTheme="minorHAnsi" w:cstheme="minorHAnsi"/>
                 <w:sz w:val="22"/>
                 <w:szCs w:val="22"/>
               </w:rPr>
@@ -1406,8 +1537,8 @@
             </w:pPr>
             <w:r>
               <w:rPr>
+                <w:rFonts w:ascii="Arial" w:hAnsi="Arial" w:cs="Arial"/>
                 <w:b/>
-                <w:rFonts w:asciiTheme="minorHAnsi" w:hAnsiTheme="minorHAnsi" w:cstheme="minorHAnsi"/>
                 <w:sz w:val="22"/>
                 <w:szCs w:val="22"/>
               </w:rPr>
@@ -1435,6 +1566,7 @@
             </w:pPr>
             <w:r>
               <w:rPr>
+                <w:rFonts w:ascii="Century Gothic" w:hAnsi="Century Gothic" w:cs="Century Gothic"/>
                 <w:sz w:val="18"/>
                 <w:szCs w:val="18"/>
               </w:rPr>
@@ -1457,6 +1589,7 @@
             </w:pPr>
             <w:r>
               <w:rPr>
+                <w:rFonts w:ascii="Century Gothic" w:hAnsi="Century Gothic" w:cs="Century Gothic"/>
                 <w:sz w:val="18"/>
                 <w:szCs w:val="18"/>
               </w:rPr>
@@ -1479,6 +1612,7 @@
             </w:pPr>
             <w:r>
               <w:rPr>
+                <w:rFonts w:ascii="Century Gothic" w:hAnsi="Century Gothic" w:cs="Century Gothic"/>
                 <w:sz w:val="18"/>
                 <w:szCs w:val="18"/>
               </w:rPr>
@@ -1512,7 +1646,7 @@
           <w:tcPr>
             <w:tcW w:w="9782" w:type="dxa"/>
             <w:tcBorders>
-              <w:bottom w:val="single" w:sz="18" w:space="0" w:color="2E74B5" w:themeColor="accent1" w:themeShade="BF"/>
+              <w:bottom w:val="single" w:sz="18" w:space="0" w:color="0F4761"/>
             </w:tcBorders>
             <w:shd w:val="clear" w:color="auto" w:fill="auto"/>
             <w:vAlign w:val="center"/>
@@ -1529,7 +1663,7 @@
             </w:pPr>
             <w:r>
               <w:rPr>
-                <w:rFonts w:asciiTheme="minorHAnsi" w:hAnsiTheme="minorHAnsi" w:cstheme="minorHAnsi"/>
+                <w:rFonts w:ascii="Arial" w:hAnsi="Arial" w:cs="Arial"/>
                 <w:b/>
                 <w:sz w:val="24"/>
                 <w:szCs w:val="24"/>
@@ -1585,8 +1719,8 @@
             </w:pPr>
             <w:r>
               <w:rPr>
+                <w:rFonts w:ascii="Arial" w:hAnsi="Arial" w:cs="Arial"/>
                 <w:b/>
-                <w:rFonts w:asciiTheme="minorHAnsi" w:hAnsiTheme="minorHAnsi" w:cstheme="minorHAnsi"/>
                 <w:sz w:val="22"/>
                 <w:szCs w:val="22"/>
               </w:rPr>
@@ -1611,8 +1745,8 @@
             </w:pPr>
             <w:r>
               <w:rPr>
+                <w:rFonts w:ascii="Arial" w:hAnsi="Arial" w:cs="Arial"/>
                 <w:b/>
-                <w:rFonts w:asciiTheme="minorHAnsi" w:hAnsiTheme="minorHAnsi" w:cstheme="minorHAnsi"/>
                 <w:sz w:val="22"/>
                 <w:szCs w:val="22"/>
               </w:rPr>
@@ -1637,8 +1771,8 @@
             </w:pPr>
             <w:r>
               <w:rPr>
+                <w:rFonts w:ascii="Arial" w:hAnsi="Arial" w:cs="Arial"/>
                 <w:b/>
-                <w:rFonts w:asciiTheme="minorHAnsi" w:hAnsiTheme="minorHAnsi" w:cstheme="minorHAnsi"/>
                 <w:sz w:val="22"/>
                 <w:szCs w:val="22"/>
               </w:rPr>
@@ -1666,6 +1800,7 @@
             </w:pPr>
             <w:r>
               <w:rPr>
+                <w:rFonts w:ascii="Century Gothic" w:hAnsi="Century Gothic" w:cs="Century Gothic"/>
                 <w:sz w:val="18"/>
                 <w:szCs w:val="18"/>
               </w:rPr>
@@ -1688,6 +1823,7 @@
             </w:pPr>
             <w:r>
               <w:rPr>
+                <w:rFonts w:ascii="Century Gothic" w:hAnsi="Century Gothic" w:cs="Century Gothic"/>
                 <w:sz w:val="18"/>
                 <w:szCs w:val="18"/>
               </w:rPr>
@@ -1710,6 +1846,7 @@
             </w:pPr>
             <w:r>
               <w:rPr>
+                <w:rFonts w:ascii="Century Gothic" w:hAnsi="Century Gothic" w:cs="Century Gothic"/>
                 <w:sz w:val="18"/>
                 <w:szCs w:val="18"/>
               </w:rPr>
@@ -1742,7 +1879,7 @@
           <w:tcPr>
             <w:tcW w:w="9782" w:type="dxa"/>
             <w:tcBorders>
-              <w:bottom w:val="single" w:sz="18" w:space="0" w:color="2E74B5" w:themeColor="accent1" w:themeShade="BF"/>
+              <w:bottom w:val="single" w:sz="18" w:space="0" w:color="0F4761"/>
             </w:tcBorders>
             <w:shd w:val="clear" w:color="auto" w:fill="auto"/>
             <w:vAlign w:val="center"/>
@@ -1759,7 +1896,7 @@
             </w:pPr>
             <w:r>
               <w:rPr>
-                <w:rFonts w:asciiTheme="minorHAnsi" w:hAnsiTheme="minorHAnsi" w:cstheme="minorHAnsi"/>
+                <w:rFonts w:ascii="Arial" w:hAnsi="Arial" w:cs="Arial"/>
                 <w:b/>
                 <w:sz w:val="24"/>
                 <w:szCs w:val="24"/>
@@ -1816,8 +1953,8 @@
             </w:pPr>
             <w:r>
               <w:rPr>
+                <w:rFonts w:ascii="Arial" w:hAnsi="Arial" w:cs="Arial"/>
                 <w:b/>
-                <w:rFonts w:asciiTheme="minorHAnsi" w:hAnsiTheme="minorHAnsi" w:cstheme="minorHAnsi"/>
                 <w:sz w:val="22"/>
                 <w:szCs w:val="22"/>
               </w:rPr>
@@ -1843,8 +1980,8 @@
             </w:pPr>
             <w:r>
               <w:rPr>
+                <w:rFonts w:ascii="Arial" w:hAnsi="Arial" w:cs="Arial"/>
                 <w:b/>
-                <w:rFonts w:asciiTheme="minorHAnsi" w:hAnsiTheme="minorHAnsi" w:cstheme="minorHAnsi"/>
                 <w:sz w:val="22"/>
                 <w:szCs w:val="22"/>
               </w:rPr>
@@ -1870,8 +2007,8 @@
             </w:pPr>
             <w:r>
               <w:rPr>
+                <w:rFonts w:ascii="Arial" w:hAnsi="Arial" w:cs="Arial"/>
                 <w:b/>
-                <w:rFonts w:asciiTheme="minorHAnsi" w:hAnsiTheme="minorHAnsi" w:cstheme="minorHAnsi"/>
                 <w:sz w:val="22"/>
                 <w:szCs w:val="22"/>
               </w:rPr>
@@ -1899,6 +2036,7 @@
             </w:pPr>
             <w:r>
               <w:rPr>
+                <w:rFonts w:ascii="Century Gothic" w:hAnsi="Century Gothic" w:cs="Century Gothic"/>
                 <w:sz w:val="18"/>
                 <w:szCs w:val="18"/>
               </w:rPr>
@@ -1921,6 +2059,7 @@
             </w:pPr>
             <w:r>
               <w:rPr>
+                <w:rFonts w:ascii="Century Gothic" w:hAnsi="Century Gothic" w:cs="Century Gothic"/>
                 <w:sz w:val="18"/>
                 <w:szCs w:val="18"/>
               </w:rPr>
@@ -1943,6 +2082,7 @@
             </w:pPr>
             <w:r>
               <w:rPr>
+                <w:rFonts w:ascii="Century Gothic" w:hAnsi="Century Gothic" w:cs="Century Gothic"/>
                 <w:sz w:val="18"/>
                 <w:szCs w:val="18"/>
               </w:rPr>
@@ -1979,7 +2119,7 @@
           <w:tcPr>
             <w:tcW w:w="9782" w:type="dxa"/>
             <w:tcBorders>
-              <w:bottom w:val="single" w:sz="18" w:space="0" w:color="2E74B5" w:themeColor="accent1" w:themeShade="BF"/>
+              <w:bottom w:val="single" w:sz="18" w:space="0" w:color="0F4761"/>
             </w:tcBorders>
             <w:shd w:val="clear" w:color="auto" w:fill="auto"/>
             <w:vAlign w:val="center"/>
@@ -1996,7 +2136,7 @@
             </w:pPr>
             <w:r>
               <w:rPr>
-                <w:rFonts w:asciiTheme="minorHAnsi" w:hAnsiTheme="minorHAnsi" w:cstheme="minorHAnsi"/>
+                <w:rFonts w:ascii="Arial" w:hAnsi="Arial" w:cs="Arial"/>
                 <w:b/>
                 <w:sz w:val="24"/>
                 <w:szCs w:val="24"/>
@@ -2051,8 +2191,8 @@
             </w:pPr>
             <w:r>
               <w:rPr>
+                <w:rFonts w:ascii="Arial" w:hAnsi="Arial" w:cs="Arial"/>
                 <w:b/>
-                <w:rFonts w:asciiTheme="minorHAnsi" w:hAnsiTheme="minorHAnsi" w:cstheme="minorHAnsi"/>
                 <w:sz w:val="22"/>
                 <w:szCs w:val="22"/>
               </w:rPr>
@@ -2078,8 +2218,8 @@
             </w:pPr>
             <w:r>
               <w:rPr>
+                <w:rFonts w:ascii="Arial" w:hAnsi="Arial" w:cs="Arial"/>
                 <w:b/>
-                <w:rFonts w:asciiTheme="minorHAnsi" w:hAnsiTheme="minorHAnsi" w:cstheme="minorHAnsi"/>
                 <w:sz w:val="22"/>
                 <w:szCs w:val="22"/>
               </w:rPr>
@@ -2108,6 +2248,7 @@
             </w:pPr>
             <w:r>
               <w:rPr>
+                <w:rFonts w:ascii="Century Gothic" w:hAnsi="Century Gothic" w:cs="Century Gothic"/>
                 <w:sz w:val="18"/>
                 <w:szCs w:val="18"/>
               </w:rPr>
@@ -2131,6 +2272,7 @@
             </w:pPr>
             <w:r>
               <w:rPr>
+                <w:rFonts w:ascii="Century Gothic" w:hAnsi="Century Gothic" w:cs="Century Gothic"/>
                 <w:sz w:val="18"/>
                 <w:szCs w:val="18"/>
               </w:rPr>
@@ -2173,7 +2315,7 @@
           <w:tcPr>
             <w:tcW w:w="9782" w:type="dxa"/>
             <w:tcBorders>
-              <w:bottom w:val="single" w:sz="18" w:space="0" w:color="2E74B5" w:themeColor="accent1" w:themeShade="BF"/>
+              <w:bottom w:val="single" w:sz="18" w:space="0" w:color="0F4761"/>
             </w:tcBorders>
             <w:shd w:val="clear" w:color="auto" w:fill="auto"/>
             <w:vAlign w:val="center"/>
@@ -2190,7 +2332,7 @@
             </w:pPr>
             <w:r>
               <w:rPr>
-                <w:rFonts w:asciiTheme="minorHAnsi" w:hAnsiTheme="minorHAnsi" w:cstheme="minorHAnsi"/>
+                <w:rFonts w:ascii="Arial" w:hAnsi="Arial" w:cs="Arial"/>
                 <w:b/>
                 <w:sz w:val="24"/>
                 <w:szCs w:val="24"/>
@@ -2246,6 +2388,7 @@
             </w:pPr>
             <w:r>
               <w:rPr>
+                <w:rFonts w:ascii="Century Gothic" w:hAnsi="Century Gothic" w:cs="Century Gothic"/>
                 <w:sz w:val="18"/>
                 <w:szCs w:val="18"/>
               </w:rPr>
@@ -2283,7 +2426,7 @@
           <w:tcPr>
             <w:tcW w:w="9782" w:type="dxa"/>
             <w:tcBorders>
-              <w:bottom w:val="single" w:sz="18" w:space="0" w:color="2E74B5" w:themeColor="accent1" w:themeShade="BF"/>
+              <w:bottom w:val="single" w:sz="18" w:space="0" w:color="0F4761"/>
             </w:tcBorders>
             <w:shd w:val="clear" w:color="auto" w:fill="auto"/>
             <w:vAlign w:val="center"/>
@@ -2300,7 +2443,7 @@
             </w:pPr>
             <w:r>
               <w:rPr>
-                <w:rFonts w:asciiTheme="minorHAnsi" w:hAnsiTheme="minorHAnsi" w:cstheme="minorHAnsi"/>
+                <w:rFonts w:ascii="Arial" w:hAnsi="Arial" w:cs="Arial"/>
                 <w:b/>
                 <w:sz w:val="24"/>
                 <w:szCs w:val="24"/>
@@ -2360,8 +2503,8 @@
             </w:pPr>
             <w:r>
               <w:rPr>
+                <w:rFonts w:ascii="Arial" w:hAnsi="Arial" w:cs="Arial"/>
                 <w:b/>
-                <w:rFonts w:asciiTheme="minorHAnsi" w:hAnsiTheme="minorHAnsi" w:cstheme="minorHAnsi"/>
                 <w:sz w:val="22"/>
                 <w:szCs w:val="22"/>
               </w:rPr>
@@ -2391,7 +2534,7 @@
             </w:pPr>
             <w:r>
               <w:rPr>
-                <w:rFonts w:asciiTheme="minorHAnsi" w:hAnsiTheme="minorHAnsi" w:cstheme="minorHAnsi"/>
+                <w:rFonts w:ascii="Century Gothic" w:hAnsi="Century Gothic" w:cs="Century Gothic"/>
                 <w:sz w:val="18"/>
                 <w:szCs w:val="18"/>
               </w:rPr>
@@ -2428,8 +2571,8 @@
             </w:pPr>
             <w:r>
               <w:rPr>
+                <w:rFonts w:ascii="Arial" w:hAnsi="Arial" w:cs="Arial"/>
                 <w:b/>
-                <w:rFonts w:asciiTheme="minorHAnsi" w:hAnsiTheme="minorHAnsi" w:cstheme="minorHAnsi"/>
                 <w:sz w:val="22"/>
                 <w:szCs w:val="22"/>
               </w:rPr>
@@ -2459,7 +2602,7 @@
             </w:pPr>
             <w:r>
               <w:rPr>
-                <w:rFonts w:asciiTheme="minorHAnsi" w:hAnsiTheme="minorHAnsi" w:cstheme="minorHAnsi"/>
+                <w:rFonts w:ascii="Century Gothic" w:hAnsi="Century Gothic" w:cs="Century Gothic"/>
                 <w:sz w:val="18"/>
                 <w:szCs w:val="18"/>
               </w:rPr>
@@ -2496,8 +2639,8 @@
             </w:pPr>
             <w:r>
               <w:rPr>
+                <w:rFonts w:ascii="Arial" w:hAnsi="Arial" w:cs="Arial"/>
                 <w:b/>
-                <w:rFonts w:asciiTheme="minorHAnsi" w:hAnsiTheme="minorHAnsi" w:cstheme="minorHAnsi"/>
                 <w:sz w:val="22"/>
                 <w:szCs w:val="22"/>
               </w:rPr>
@@ -2527,7 +2670,7 @@
             </w:pPr>
             <w:r>
               <w:rPr>
-                <w:rFonts w:asciiTheme="minorHAnsi" w:hAnsiTheme="minorHAnsi" w:cstheme="minorHAnsi"/>
+                <w:rFonts w:ascii="Century Gothic" w:hAnsi="Century Gothic" w:cs="Century Gothic"/>
                 <w:sz w:val="18"/>
                 <w:szCs w:val="18"/>
               </w:rPr>
@@ -2564,8 +2707,8 @@
             </w:pPr>
             <w:r>
               <w:rPr>
+                <w:rFonts w:ascii="Arial" w:hAnsi="Arial" w:cs="Arial"/>
                 <w:b/>
-                <w:rFonts w:asciiTheme="minorHAnsi" w:hAnsiTheme="minorHAnsi" w:cstheme="minorHAnsi"/>
                 <w:sz w:val="22"/>
                 <w:szCs w:val="22"/>
               </w:rPr>
@@ -2595,7 +2738,7 @@
             </w:pPr>
             <w:r>
               <w:rPr>
-                <w:rFonts w:asciiTheme="minorHAnsi" w:hAnsiTheme="minorHAnsi" w:cstheme="minorHAnsi"/>
+                <w:rFonts w:ascii="Century Gothic" w:hAnsi="Century Gothic" w:cs="Century Gothic"/>
                 <w:sz w:val="18"/>
                 <w:szCs w:val="18"/>
               </w:rPr>
@@ -2635,8 +2778,8 @@
             </w:pPr>
             <w:r>
               <w:rPr>
+                <w:rFonts w:ascii="Century Gothic" w:hAnsi="Century Gothic" w:cs="Century Gothic"/>
                 <w:b/>
-                <w:rFonts w:asciiTheme="minorHAnsi" w:hAnsiTheme="minorHAnsi" w:cstheme="minorHAnsi"/>
                 <w:sz w:val="18"/>
                 <w:szCs w:val="18"/>
               </w:rPr>
@@ -2662,7 +2805,7 @@
             </w:pPr>
             <w:r>
               <w:rPr>
-                <w:rFonts w:cs="Arial"/>
+                <w:rFonts w:ascii="Century Gothic" w:hAnsi="Century Gothic" w:cs="Century Gothic"/>
                 <w:sz w:val="18"/>
                 <w:szCs w:val="18"/>
               </w:rPr>
@@ -2688,7 +2831,7 @@
             </w:pPr>
             <w:r>
               <w:rPr>
-                <w:rFonts w:cs="Arial"/>
+                <w:rFonts w:ascii="Century Gothic" w:hAnsi="Century Gothic" w:cs="Century Gothic"/>
                 <w:sz w:val="18"/>
                 <w:szCs w:val="18"/>
               </w:rPr>
@@ -2714,7 +2857,7 @@
             </w:pPr>
             <w:r>
               <w:rPr>
-                <w:rFonts w:cs="Arial"/>
+                <w:rFonts w:ascii="Century Gothic" w:hAnsi="Century Gothic" w:cs="Century Gothic"/>
                 <w:sz w:val="18"/>
                 <w:szCs w:val="18"/>
               </w:rPr>
@@ -2910,7 +3053,7 @@
           <wp:positionV relativeFrom="paragraph">
             <wp:posOffset>15875</wp:posOffset>
           </wp:positionV>
-          <wp:extent cx="1760855" cy="870585"/>
+          <wp:extent cx="1760855" cy="516400"/>
           <wp:effectExtent l="0" t="0" r="0" b="5715"/>
           <wp:wrapTight wrapText="bothSides">
             <wp:wrapPolygon edited="0">
@@ -2950,7 +3093,7 @@
                 <pic:spPr bwMode="auto">
                   <a:xfrm>
                     <a:off x="0" y="0"/>
-                    <a:ext cx="1760855" cy="870585"/>
+                    <a:ext cx="1760855" cy="516400"/>
                   </a:xfrm>
                   <a:prstGeom prst="rect">
                     <a:avLst/>
@@ -3082,7 +3225,7 @@
           <wp:positionV relativeFrom="paragraph">
             <wp:posOffset>6350</wp:posOffset>
           </wp:positionV>
-          <wp:extent cx="1760855" cy="870585"/>
+          <wp:extent cx="1760855" cy="516400"/>
           <wp:effectExtent l="0" t="0" r="0" b="5715"/>
           <wp:wrapTight wrapText="bothSides">
             <wp:wrapPolygon edited="0">
@@ -3122,7 +3265,7 @@
                 <pic:spPr bwMode="auto">
                   <a:xfrm>
                     <a:off x="0" y="0"/>
-                    <a:ext cx="1760855" cy="870585"/>
+                    <a:ext cx="1760855" cy="516400"/>
                   </a:xfrm>
                   <a:prstGeom prst="rect">
                     <a:avLst/>

--- a/src/lib/cv-export/tipp-focus-template.docx
+++ b/src/lib/cv-export/tipp-focus-template.docx
@@ -932,11 +932,10 @@
     </w:tbl>
     <w:p>
       <w:pPr>
-        <w:spacing w:line="276" w:lineRule="auto"/>
+        <w:spacing w:before="0" w:after="360" w:line="240" w:lineRule="auto"/>
         <w:rPr>
-          <w:rFonts w:asciiTheme="minorHAnsi" w:hAnsiTheme="minorHAnsi" w:cstheme="minorHAnsi"/>
-          <w:szCs w:val="22"/>
-          <w:lang w:val="en-US"/>
+          <w:sz w:val="2"/>
+          <w:szCs w:val="2"/>
         </w:rPr>
       </w:pPr>
     </w:p>
@@ -995,6 +994,15 @@
         </w:tc>
       </w:tr>
     </w:tbl>
+    <w:p>
+      <w:pPr>
+        <w:spacing w:before="0" w:after="400" w:line="240" w:lineRule="auto"/>
+        <w:rPr>
+          <w:sz w:val="2"/>
+          <w:szCs w:val="2"/>
+        </w:rPr>
+      </w:pPr>
+    </w:p>
     <w:p/>
     <w:tbl>
       <w:tblPr>
@@ -1049,92 +1057,12 @@
     </w:tbl>
     <w:p>
       <w:pPr>
-        <w:tabs>
-          <w:tab w:val="left" w:pos="6292"/>
-        </w:tabs>
+        <w:spacing w:before="0" w:after="360" w:line="240" w:lineRule="auto"/>
         <w:rPr>
-          <w:rFonts w:asciiTheme="minorHAnsi" w:hAnsiTheme="minorHAnsi" w:cstheme="minorHAnsi"/>
+          <w:sz w:val="2"/>
+          <w:szCs w:val="2"/>
         </w:rPr>
       </w:pPr>
-      <w:r>
-        <w:rPr>
-          <w:rFonts w:asciiTheme="minorHAnsi" w:hAnsiTheme="minorHAnsi" w:cstheme="minorHAnsi"/>
-          <w:noProof/>
-          <w:lang w:val="en-ZA" w:eastAsia="en-ZA"/>
-        </w:rPr>
-        <w:drawing>
-          <wp:anchor distT="0" distB="0" distL="114300" distR="114300" simplePos="0" relativeHeight="251658240" behindDoc="1" locked="0" layoutInCell="1" allowOverlap="1" wp14:anchorId="03A1DE13" wp14:editId="211B26CC">
-            <wp:simplePos x="0" y="0"/>
-            <wp:positionH relativeFrom="column">
-              <wp:posOffset>2543810</wp:posOffset>
-            </wp:positionH>
-            <wp:positionV relativeFrom="paragraph">
-              <wp:posOffset>507365</wp:posOffset>
-            </wp:positionV>
-            <wp:extent cx="6321425" cy="4646930"/>
-            <wp:effectExtent l="0" t="0" r="3175" b="1270"/>
-            <wp:wrapNone/>
-            <wp:docPr id="8" name="Picture 8"/>
-            <wp:cNvGraphicFramePr>
-              <a:graphicFrameLocks xmlns:a="http://schemas.openxmlformats.org/drawingml/2006/main" noChangeAspect="1"/>
-            </wp:cNvGraphicFramePr>
-            <a:graphic xmlns:a="http://schemas.openxmlformats.org/drawingml/2006/main">
-              <a:graphicData uri="http://schemas.openxmlformats.org/drawingml/2006/picture">
-                <pic:pic xmlns:pic="http://schemas.openxmlformats.org/drawingml/2006/picture">
-                  <pic:nvPicPr>
-                    <pic:cNvPr id="0" name="Picture 3"/>
-                    <pic:cNvPicPr>
-                      <a:picLocks noChangeAspect="1" noChangeArrowheads="1"/>
-                    </pic:cNvPicPr>
-                  </pic:nvPicPr>
-                  <pic:blipFill>
-                    <a:blip r:embed="rId7">
-                      <a:duotone>
-                        <a:prstClr val="black"/>
-                        <a:schemeClr val="accent5">
-                          <a:tint val="45000"/>
-                          <a:satMod val="400000"/>
-                        </a:schemeClr>
-                      </a:duotone>
-                      <a:extLst>
-                        <a:ext uri="{28A0092B-C50C-407E-A947-70E740481C1C}">
-                          <a14:useLocalDpi xmlns:a14="http://schemas.microsoft.com/office/drawing/2010/main" val="0"/>
-                        </a:ext>
-                      </a:extLst>
-                    </a:blip>
-                    <a:srcRect/>
-                    <a:stretch>
-                      <a:fillRect/>
-                    </a:stretch>
-                  </pic:blipFill>
-                  <pic:spPr bwMode="auto">
-                    <a:xfrm>
-                      <a:off x="0" y="0"/>
-                      <a:ext cx="6321425" cy="4646930"/>
-                    </a:xfrm>
-                    <a:prstGeom prst="rect">
-                      <a:avLst/>
-                    </a:prstGeom>
-                    <a:noFill/>
-                  </pic:spPr>
-                </pic:pic>
-              </a:graphicData>
-            </a:graphic>
-            <wp14:sizeRelH relativeFrom="margin">
-              <wp14:pctWidth>0</wp14:pctWidth>
-            </wp14:sizeRelH>
-            <wp14:sizeRelV relativeFrom="margin">
-              <wp14:pctHeight>0</wp14:pctHeight>
-            </wp14:sizeRelV>
-          </wp:anchor>
-        </w:drawing>
-      </w:r>
-      <w:r>
-        <w:rPr>
-          <w:rFonts w:asciiTheme="minorHAnsi" w:hAnsiTheme="minorHAnsi" w:cstheme="minorHAnsi"/>
-        </w:rPr>
-        <w:tab/>
-      </w:r>
     </w:p>
     <w:tbl>
       <w:tblPr>
@@ -1189,6 +1117,15 @@
         </w:tc>
       </w:tr>
     </w:tbl>
+    <w:p>
+      <w:pPr>
+        <w:spacing w:before="0" w:after="400" w:line="240" w:lineRule="auto"/>
+        <w:rPr>
+          <w:sz w:val="2"/>
+          <w:szCs w:val="2"/>
+        </w:rPr>
+      </w:pPr>
+    </w:p>
     <w:p/>
     <w:tbl>
       <w:tblPr>
@@ -1379,8 +1316,10 @@
     </w:tbl>
     <w:p>
       <w:pPr>
+        <w:spacing w:before="0" w:after="360" w:line="240" w:lineRule="auto"/>
         <w:rPr>
-          <w:rFonts w:asciiTheme="minorHAnsi" w:hAnsiTheme="minorHAnsi" w:cstheme="minorHAnsi"/>
+          <w:sz w:val="2"/>
+          <w:szCs w:val="2"/>
         </w:rPr>
       </w:pPr>
     </w:p>
@@ -1437,6 +1376,15 @@
         </w:tc>
       </w:tr>
     </w:tbl>
+    <w:p>
+      <w:pPr>
+        <w:spacing w:before="0" w:after="400" w:line="240" w:lineRule="auto"/>
+        <w:rPr>
+          <w:sz w:val="2"/>
+          <w:szCs w:val="2"/>
+        </w:rPr>
+      </w:pPr>
+    </w:p>
     <w:p/>
     <w:tbl>
       <w:tblPr>
@@ -1624,6 +1572,15 @@
     </w:tbl>
     <w:p/>
     <w:p/>
+    <w:p>
+      <w:pPr>
+        <w:spacing w:before="0" w:after="360" w:line="240" w:lineRule="auto"/>
+        <w:rPr>
+          <w:sz w:val="2"/>
+          <w:szCs w:val="2"/>
+        </w:rPr>
+      </w:pPr>
+    </w:p>
     <w:tbl>
       <w:tblPr>
         <w:tblW w:w="9782" w:type="dxa"/>
@@ -1674,6 +1631,15 @@
         </w:tc>
       </w:tr>
     </w:tbl>
+    <w:p>
+      <w:pPr>
+        <w:spacing w:before="0" w:after="400" w:line="240" w:lineRule="auto"/>
+        <w:rPr>
+          <w:sz w:val="2"/>
+          <w:szCs w:val="2"/>
+        </w:rPr>
+      </w:pPr>
+    </w:p>
     <w:p/>
     <w:tbl>
       <w:tblPr>
@@ -1857,6 +1823,15 @@
       </w:tr>
     </w:tbl>
     <w:p/>
+    <w:p>
+      <w:pPr>
+        <w:spacing w:before="0" w:after="360" w:line="240" w:lineRule="auto"/>
+        <w:rPr>
+          <w:sz w:val="2"/>
+          <w:szCs w:val="2"/>
+        </w:rPr>
+      </w:pPr>
+    </w:p>
     <w:tbl>
       <w:tblPr>
         <w:tblW w:w="9782" w:type="dxa"/>
@@ -1907,6 +1882,15 @@
         </w:tc>
       </w:tr>
     </w:tbl>
+    <w:p>
+      <w:pPr>
+        <w:spacing w:before="0" w:after="400" w:line="240" w:lineRule="auto"/>
+        <w:rPr>
+          <w:sz w:val="2"/>
+          <w:szCs w:val="2"/>
+        </w:rPr>
+      </w:pPr>
+    </w:p>
     <w:p/>
     <w:tbl>
       <w:tblPr>
@@ -2097,6 +2081,15 @@
         <w:t xml:space="preserve">{#has_projects}</w:t>
       </w:r>
     </w:p>
+    <w:p>
+      <w:pPr>
+        <w:spacing w:before="0" w:after="360" w:line="240" w:lineRule="auto"/>
+        <w:rPr>
+          <w:sz w:val="2"/>
+          <w:szCs w:val="2"/>
+        </w:rPr>
+      </w:pPr>
+    </w:p>
     <w:tbl>
       <w:tblPr>
         <w:tblW w:w="9782" w:type="dxa"/>
@@ -2147,6 +2140,15 @@
         </w:tc>
       </w:tr>
     </w:tbl>
+    <w:p>
+      <w:pPr>
+        <w:spacing w:before="0" w:after="400" w:line="240" w:lineRule="auto"/>
+        <w:rPr>
+          <w:sz w:val="2"/>
+          <w:szCs w:val="2"/>
+        </w:rPr>
+      </w:pPr>
+    </w:p>
     <w:tbl>
       <w:tblPr>
         <w:tblW w:w="9782" w:type="dxa"/>
@@ -2293,6 +2295,15 @@
         <w:t xml:space="preserve">{#has_achievements}</w:t>
       </w:r>
     </w:p>
+    <w:p>
+      <w:pPr>
+        <w:spacing w:before="0" w:after="360" w:line="240" w:lineRule="auto"/>
+        <w:rPr>
+          <w:sz w:val="2"/>
+          <w:szCs w:val="2"/>
+        </w:rPr>
+      </w:pPr>
+    </w:p>
     <w:tbl>
       <w:tblPr>
         <w:tblW w:w="9782" w:type="dxa"/>
@@ -2343,6 +2354,15 @@
         </w:tc>
       </w:tr>
     </w:tbl>
+    <w:p>
+      <w:pPr>
+        <w:spacing w:before="0" w:after="400" w:line="240" w:lineRule="auto"/>
+        <w:rPr>
+          <w:sz w:val="2"/>
+          <w:szCs w:val="2"/>
+        </w:rPr>
+      </w:pPr>
+    </w:p>
     <w:p/>
     <w:tbl>
       <w:tblPr>
@@ -2404,6 +2424,15 @@
       </w:r>
     </w:p>
     <w:p/>
+    <w:p>
+      <w:pPr>
+        <w:spacing w:before="0" w:after="360" w:line="240" w:lineRule="auto"/>
+        <w:rPr>
+          <w:sz w:val="2"/>
+          <w:szCs w:val="2"/>
+        </w:rPr>
+      </w:pPr>
+    </w:p>
     <w:tbl>
       <w:tblPr>
         <w:tblW w:w="9782" w:type="dxa"/>
@@ -2454,6 +2483,15 @@
         </w:tc>
       </w:tr>
     </w:tbl>
+    <w:p>
+      <w:pPr>
+        <w:spacing w:before="0" w:after="400" w:line="240" w:lineRule="auto"/>
+        <w:rPr>
+          <w:sz w:val="2"/>
+          <w:szCs w:val="2"/>
+        </w:rPr>
+      </w:pPr>
+    </w:p>
     <w:p/>
     <w:p>
       <w:r>
@@ -2535,6 +2573,7 @@
             <w:r>
               <w:rPr>
                 <w:rFonts w:ascii="Century Gothic" w:hAnsi="Century Gothic" w:cs="Century Gothic"/>
+                <w:b/>
                 <w:sz w:val="18"/>
                 <w:szCs w:val="18"/>
               </w:rPr>
@@ -2603,6 +2642,7 @@
             <w:r>
               <w:rPr>
                 <w:rFonts w:ascii="Century Gothic" w:hAnsi="Century Gothic" w:cs="Century Gothic"/>
+                <w:b/>
                 <w:sz w:val="18"/>
                 <w:szCs w:val="18"/>
               </w:rPr>
@@ -2671,6 +2711,7 @@
             <w:r>
               <w:rPr>
                 <w:rFonts w:ascii="Century Gothic" w:hAnsi="Century Gothic" w:cs="Century Gothic"/>
+                <w:b/>
                 <w:sz w:val="18"/>
                 <w:szCs w:val="18"/>
               </w:rPr>
@@ -2739,6 +2780,7 @@
             <w:r>
               <w:rPr>
                 <w:rFonts w:ascii="Century Gothic" w:hAnsi="Century Gothic" w:cs="Century Gothic"/>
+                <w:b/>
                 <w:sz w:val="18"/>
                 <w:szCs w:val="18"/>
               </w:rPr>
@@ -2748,9 +2790,7 @@
         </w:tc>
       </w:tr>
       <w:tr>
-        <w:trPr>
-          <w:trHeight w:val="1562"/>
-        </w:trPr>
+        <w:trPr/>
         <w:tc>
           <w:tcPr>
             <w:tcW w:w="9782" w:type="dxa"/>
@@ -2867,6 +2907,15 @@
         </w:tc>
       </w:tr>
     </w:tbl>
+    <w:p>
+      <w:pPr>
+        <w:spacing w:before="0" w:after="440" w:line="240" w:lineRule="auto"/>
+        <w:rPr>
+          <w:sz w:val="2"/>
+          <w:szCs w:val="2"/>
+        </w:rPr>
+      </w:pPr>
+    </w:p>
     <w:p>
       <w:r>
         <w:t xml:space="preserve">{/employment}</w:t>
